--- a/ky/discovery-articles/4.1 Эмдөө.docx
+++ b/ky/discovery-articles/4.1 Эмдөө.docx
@@ -4,570 +4,375 @@
   <w:body>
     <w:p>
       <w:pPr>
-        <w:keepNext/>
-        <w:spacing w:before="280" w:after="120"/>
+        <w:pStyle w:val="Title"/>
+        <w:widowControl/>
       </w:pPr>
       <w:r>
-        <w:rPr>
-          <w:rFonts w:ascii="Calibri" w:hAnsi="Calibri" w:eastAsia="Calibri"/>
-          <w:b/>
-          <w:i w:val="0"/>
-          <w:color w:val="004E8C"/>
-          <w:sz w:val="44"/>
-        </w:rPr>
         <w:t>4.1 Эмдөө</w:t>
       </w:r>
     </w:p>
     <w:p>
       <w:pPr>
-        <w:spacing w:after="80"/>
+        <w:keepNext/>
+        <w:widowControl/>
       </w:pPr>
       <w:r>
         <w:rPr>
-          <w:rFonts w:ascii="Calibri" w:hAnsi="Calibri" w:eastAsia="Calibri"/>
-          <w:b w:val="0"/>
-          <w:i/>
-          <w:color w:val="505050"/>
-          <w:sz w:val="22"/>
+          <w:sz w:val="20"/>
         </w:rPr>
         <w:t>4. Медицина, биология жана коомдук саламаттык</w:t>
       </w:r>
     </w:p>
     <w:p>
       <w:pPr>
-        <w:spacing w:after="200"/>
+        <w:keepNext/>
+        <w:widowControl/>
       </w:pPr>
       <w:r>
         <w:rPr>
-          <w:rFonts w:ascii="Calibri" w:hAnsi="Calibri" w:eastAsia="Calibri"/>
-          <w:b w:val="0"/>
-          <w:i/>
-          <w:sz w:val="22"/>
+          <w:sz w:val="20"/>
         </w:rPr>
-        <w:t>Мезгил: 1796-жыл (Женнердин чечекке каршы вакцинасы); XIX кылымдан тартып массалык эмдөө программалары | Негизги өкүлдөр: Эдвард Женнер (чечек); Луи Пастер (кутурма, холера); Жонас Солк (полиомиелит)</w:t>
+        <w:t>Мезгил: 1796-жыл (Женнердин чечекке каршы вакцинасы); XIX кылымдан массалык эмдөө программалары | Негизги салым кошкондор: Эдвард Женнер (чечек); Луи Пастер (кутурма, холера); Жонас Солк (полиомиелит)</w:t>
       </w:r>
     </w:p>
     <w:p>
       <w:pPr>
-        <w:spacing w:after="160" w:line="276" w:lineRule="auto"/>
+        <w:widowControl/>
       </w:pPr>
       <w:r>
-        <w:rPr>
-          <w:rFonts w:ascii="Calibri" w:hAnsi="Calibri" w:eastAsia="Calibri"/>
-          <w:b w:val="0"/>
-          <w:i w:val="0"/>
-          <w:sz w:val="22"/>
-        </w:rPr>
-        <w:t>Эмдөө иммундук системага оорунун коопсуз белгисин алдын ала таанытып, кийин чыныгы козгогуч пайда болгондо аны тез айырмалоого даярдайт. Женнердин чечекке каршы тажрыйбасынан башталган бул ыкма заманбап кампанияларга чейин жетип, дээрлик бардык медициналык каражаттардан көбүрөөк оорунун алдын алды.</w:t>
+        <w:t>Эмдөө иммундук системага коопсуз белги берип, кийин оорунун козгогучун таанууга даярдайт. Женнердин чечек боюнча ишинен азыркы кампанияларга чейин ал дээрлик башка медициналык куралдардын баарынан көбүрөөк оорунун алдын алган.</w:t>
       </w:r>
     </w:p>
     <w:p>
       <w:pPr>
-        <w:keepNext/>
-        <w:spacing w:before="240" w:after="120"/>
+        <w:pStyle w:val="Heading1"/>
+        <w:widowControl/>
       </w:pPr>
       <w:r>
-        <w:rPr>
-          <w:rFonts w:ascii="Calibri" w:hAnsi="Calibri" w:eastAsia="Calibri"/>
-          <w:b/>
-          <w:i w:val="0"/>
-          <w:color w:val="004E8C"/>
-          <w:sz w:val="28"/>
-        </w:rPr>
-        <w:t>Негизги фактылар</w:t>
+        <w:t>Негизги маалыматтар</w:t>
       </w:r>
     </w:p>
     <w:p>
       <w:pPr>
         <w:pStyle w:val="ListBullet"/>
+        <w:widowControl/>
       </w:pPr>
       <w:r>
-        <w:rPr>
-          <w:rFonts w:ascii="Calibri" w:hAnsi="Calibri" w:eastAsia="Calibri"/>
-          <w:b w:val="0"/>
-          <w:i w:val="0"/>
-          <w:sz w:val="22"/>
-        </w:rPr>
-        <w:t>Вариоляция — чечек козгогучун атайылап жугузуп, ооруну жеңил өткөрүүгө аракет кылган элдик жана медициналык байыркы ыкма</w:t>
+        <w:t>Вариоляция — атайын жеңилирээк инфекция жаратуу — элдик жана медициналык практикада эмдөөдөн мурда болгон.</w:t>
       </w:r>
     </w:p>
     <w:p>
       <w:pPr>
         <w:pStyle w:val="ListBullet"/>
+        <w:widowControl/>
       </w:pPr>
       <w:r>
-        <w:rPr>
-          <w:rFonts w:ascii="Calibri" w:hAnsi="Calibri" w:eastAsia="Calibri"/>
-          <w:b w:val="0"/>
-          <w:i w:val="0"/>
-          <w:sz w:val="22"/>
-        </w:rPr>
-        <w:t>Эдвард Женнер уй чечеги аркылуу адам чечегинен коргоо ыкмасын 1798-жылы жарыялаган</w:t>
+        <w:t>Эдвард Женнер уй чечеги аркылуу адам чечегинен коргоо тууралуу 1798-жылы жарыялаган.</w:t>
       </w:r>
     </w:p>
     <w:p>
       <w:pPr>
         <w:pStyle w:val="ListBullet"/>
+        <w:widowControl/>
       </w:pPr>
       <w:r>
-        <w:rPr>
-          <w:rFonts w:ascii="Calibri" w:hAnsi="Calibri" w:eastAsia="Calibri"/>
-          <w:b w:val="0"/>
-          <w:i w:val="0"/>
-          <w:sz w:val="22"/>
-        </w:rPr>
-        <w:t>Луи Пастер бул принципти кутурма сыяктуу башка ооруларга да колдонгон</w:t>
+        <w:t>Луи Пастер идеяны башка ооруларга, анын ичинде кутурмага кеңейткен.</w:t>
       </w:r>
     </w:p>
     <w:p>
       <w:pPr>
         <w:pStyle w:val="ListBullet"/>
+        <w:widowControl/>
       </w:pPr>
       <w:r>
-        <w:rPr>
-          <w:rFonts w:ascii="Calibri" w:hAnsi="Calibri" w:eastAsia="Calibri"/>
-          <w:b w:val="0"/>
-          <w:i w:val="0"/>
-          <w:sz w:val="22"/>
-        </w:rPr>
-        <w:t>Дүйнөлүк кампаниядан кийин 1980-жылы адам чечеги толук жок кылынганы жарыяланган</w:t>
+        <w:t>Дүйнөлүк кампаниядан кийин чечек 1980-жылы жок кылынды деп жарыяланган.</w:t>
       </w:r>
     </w:p>
     <w:p>
       <w:pPr>
         <w:pStyle w:val="ListBullet"/>
+        <w:widowControl/>
       </w:pPr>
       <w:r>
-        <w:rPr>
-          <w:rFonts w:ascii="Calibri" w:hAnsi="Calibri" w:eastAsia="Calibri"/>
-          <w:b w:val="0"/>
-          <w:i w:val="0"/>
-          <w:sz w:val="22"/>
-        </w:rPr>
-        <w:t>Вакцина башталган инфекцияны дарылабайт; ал иммундук эс-тутумду машыктырат</w:t>
+        <w:t>Вакцина башталып калган инфекцияны дарылоодон көрө иммундук эстутумду даярдоо аркылуу иштейт.</w:t>
       </w:r>
     </w:p>
     <w:p>
       <w:pPr>
-        <w:keepNext/>
-        <w:spacing w:before="240" w:after="120"/>
+        <w:pStyle w:val="Heading1"/>
+        <w:widowControl/>
       </w:pPr>
       <w:r>
-        <w:rPr>
-          <w:rFonts w:ascii="Calibri" w:hAnsi="Calibri" w:eastAsia="Calibri"/>
-          <w:b/>
-          <w:i w:val="0"/>
-          <w:color w:val="004E8C"/>
-          <w:sz w:val="28"/>
-        </w:rPr>
-        <w:t>Бул эмне</w:t>
+        <w:t>Бул эмне?</w:t>
       </w:r>
     </w:p>
     <w:p>
       <w:pPr>
-        <w:spacing w:after="160" w:line="276" w:lineRule="auto"/>
+        <w:widowControl/>
       </w:pPr>
       <w:r>
-        <w:rPr>
-          <w:rFonts w:ascii="Calibri" w:hAnsi="Calibri" w:eastAsia="Calibri"/>
-          <w:b w:val="0"/>
-          <w:i w:val="0"/>
-          <w:sz w:val="22"/>
-        </w:rPr>
-        <w:t>Вакцина — оорунун өзүн пайда кылбастан, иммундук системага микробду же анын уусун таанууну үйрөткөн препарат. Иммундук система клеткалар менен антителолордон турган организмдин коргонуу тармагы болуп саналат. Эмдөөдөн кийин чыныгы инфекция кирсе, бул коргонуу күчтөрү тезирээк жооп берет — өрт өчүрүүчүлөр жолду алдын ала билиши үчүн өткөрүлгөн машыгуу сыяктуу. Иммундаштыруунун натыйжасында адам же бүтүндөй коом коргоого ээ болот. Бул — алдын алуу чарасы; катуу ооруп калган адамды айыктыруучу дары эмес.</w:t>
+        <w:t>Вакцина — толук ооруну жаратпай, иммундук системага микробду же анын уусун тааныткан препарат. Иммундук система клеткалар менен антителолордон турган дененин коргонуу тармагы. Эмдөөдөн кийин чыныгы инфекция келсе, коргонуу тезирээк жооп бере алат. Бул өрт өчүрүүчүлөр жолду алдын ала билсин деп өткөрүлгөн машыгууга окшош. Иммундаштыруу анын натыйжасын — адамдын же жамааттын корголушун — билдирет. Бул катуу ооруп калган адамды дарылоо эмес, алдын алуу жолу.</w:t>
       </w:r>
     </w:p>
     <w:p>
       <w:pPr>
-        <w:keepNext/>
-        <w:spacing w:before="240" w:after="120"/>
+        <w:pStyle w:val="Heading1"/>
+        <w:widowControl/>
       </w:pPr>
       <w:r>
-        <w:rPr>
-          <w:rFonts w:ascii="Calibri" w:hAnsi="Calibri" w:eastAsia="Calibri"/>
-          <w:b/>
-          <w:i w:val="0"/>
-          <w:color w:val="004E8C"/>
-          <w:sz w:val="28"/>
-        </w:rPr>
-        <w:t>Аны ким ачкан же ойлоп тапкан</w:t>
+        <w:t xml:space="preserve">Ким ойлоп тапкан</w:t>
       </w:r>
     </w:p>
     <w:p>
       <w:pPr>
-        <w:spacing w:after="160" w:line="276" w:lineRule="auto"/>
+        <w:widowControl/>
       </w:pPr>
       <w:r>
-        <w:rPr>
-          <w:rFonts w:ascii="Calibri" w:hAnsi="Calibri" w:eastAsia="Calibri"/>
-          <w:b w:val="0"/>
-          <w:i w:val="0"/>
-          <w:sz w:val="22"/>
-        </w:rPr>
-        <w:t>Женнерге чейин эле айрым элдер вариоляцияны колдонуп, чечектин материалын териге аз өлчөмдө киргизип, ооруну жеңил өткөрүүгө аракет кылышкан. Англиялык дарыгер Эдвард Женнер 1790-жылдары уй чечеги адам чечегинен коргой аларын далилдеп, жыйынтыгын 1798-жылы жарыялаган. XIX кылымда Луи Пастер тоок холерасына, күйдүргүгө жана кутурмага каршы вакциналарды жасап, ыкманын жалпы принципке айланышына өбөлгө түзгөн. Кийин көптөгөн окумуштуулар полиомиелитке, кызамыкка жана башка ооруларга каршы вакциналарды иштеп чыгышкан. «Вакцина» деген сөз латынча vacca — «уй» деген сөздөн чыккан.</w:t>
+        <w:t>Женнерден көп мурда айрым маданияттар вариоляция колдонгон: жеңилирээк оору пайда кылуу максатында чечек материалын аз өлчөмдө териге киргизишкен. Англиялык дарыгер Эдвард Женнер 1790-жылдары уй чечеги адам чечегинен коргой аларын көрсөтүп, 1798-жылы жарыялаган. XIX кылымда Луи Пастер тоок холерасына, күйдүргүгө жана кутурмага каршы вакциналарды түзүп, ыкманы жалпылоого көмөк кылган. Кийинки көп окумуштуулар полиомиелитке, кызамыкка жана башка ооруларга каршы вакциналарды жасаган. «Вакцина» сөзү латынча vacca — «уй» дегенден чыккан.</w:t>
       </w:r>
     </w:p>
     <w:p>
       <w:pPr>
-        <w:keepNext/>
-        <w:spacing w:before="240" w:after="120"/>
+        <w:pStyle w:val="Heading1"/>
+        <w:widowControl/>
       </w:pPr>
       <w:r>
-        <w:rPr>
-          <w:rFonts w:ascii="Calibri" w:hAnsi="Calibri" w:eastAsia="Calibri"/>
-          <w:b/>
-          <w:i w:val="0"/>
-          <w:color w:val="004E8C"/>
-          <w:sz w:val="28"/>
-        </w:rPr>
-        <w:t>Качан жана кантип пайда болгон</w:t>
+        <w:t>Качан жана кантип пайда болгон?</w:t>
       </w:r>
     </w:p>
     <w:p>
       <w:pPr>
-        <w:spacing w:after="160" w:line="276" w:lineRule="auto"/>
+        <w:widowControl/>
       </w:pPr>
       <w:r>
-        <w:rPr>
-          <w:rFonts w:ascii="Calibri" w:hAnsi="Calibri" w:eastAsia="Calibri"/>
-          <w:b w:val="0"/>
-          <w:i w:val="0"/>
-          <w:sz w:val="22"/>
-        </w:rPr>
-        <w:t>Женнер айыл турмушундагы байкоого таянган: уй чечегин жуктуруп алган саанчылар адам чечеги менен оорубагандай көрүнгөн. XIX–XX кылымдарда вакцина өндүрүшү өнөр жайлык негизге өтүп, Экинчи дүйнөлүк согуштан кийин массалык кампаниялар уюштурулган. Дүйнөлүк саламаттык сактоо уюмунун чечекке каршы программасы ийгиликке жеткен, анткени бул вирустун жаныбарларда туруктуу очогу жок эле жана вакцина натыйжалуу болгон. Микроскопия, микробдор теориясы жана дозалардын күчүн сактаган муздак чынжырдын өнүгүшү дүйнөлүк эмдөө иштерин мүмкүн кылды.</w:t>
+        <w:t>Женнердин иши айылдагы байкоодон өскөн: уй чечегин жуктурган саанчылар адам чечегинен аман калгандай көрүнгөн. XIX–XX кылымдарда өндүрүш өнөр жайлык болуп, Экинчи дүйнөлүк согуштан кийин массалык кампаниялар уюштурулган. Дүйнөлүк саламаттык сактоо уюмунун чечек программасы оорунун жаныбарларда сакталуучу булагы жок жана жакшы вакцина бар болгондуктан ийгиликке жеткен. Микроскоптор, микробдук теория жана кийин дозалардын таасирин сактаган муздак жеткирүү чынжырлары дүйнөлүк ишти мүмкүн кылган.</w:t>
       </w:r>
     </w:p>
     <w:p>
       <w:pPr>
-        <w:keepNext/>
-        <w:spacing w:before="240" w:after="120"/>
+        <w:pStyle w:val="Heading1"/>
+        <w:widowControl/>
       </w:pPr>
       <w:r>
-        <w:rPr>
-          <w:rFonts w:ascii="Calibri" w:hAnsi="Calibri" w:eastAsia="Calibri"/>
-          <w:b/>
-          <w:i w:val="0"/>
-          <w:color w:val="004E8C"/>
-          <w:sz w:val="28"/>
-        </w:rPr>
-        <w:t>Илимий жактан мааниси</w:t>
+        <w:t>Илим үчүн мааниси</w:t>
       </w:r>
     </w:p>
     <w:p>
       <w:pPr>
-        <w:spacing w:after="160" w:line="276" w:lineRule="auto"/>
+        <w:widowControl/>
       </w:pPr>
       <w:r>
-        <w:rPr>
-          <w:rFonts w:ascii="Calibri" w:hAnsi="Calibri" w:eastAsia="Calibri"/>
-          <w:b w:val="0"/>
-          <w:i w:val="0"/>
-          <w:sz w:val="22"/>
-        </w:rPr>
-        <w:t>Эмдөө иммунитетти атайылап машыктырууга болорун далилдеди. Бул — иммунологиянын негизги жоболорунун бири. Ошондой эле жалгыз дарыгердин табылгасынан тышкары статистика менен кеңири кампания да чечүүчү экенин көрсөттү: калктын басымдуу бөлүгү эмделгенде жамааттык иммунитет пайда болуп, коргонуу күчөйт. Вакциналар медицинадагы себеп менен натыйжанын байланышын эң даана көрсөткөн куралдардын катарына кирет.</w:t>
+        <w:t>Эмдөө иммунитетти атайын даярдоого болорун далилдеген. Бул иммунологиянын негизги фактыларынын бири. Ошондой эле статистика менен кампания бир дарыгердин түшүнүгүнөн кем эмес маанилүү экенин көрсөткөн: көпчүлүк эмделгенде жамааттык иммунитет аркылуу коргоо күчөйт. Илимде вакцина медицинадагы себеп менен натыйжанын эң даана куралдарынын катарында.</w:t>
       </w:r>
     </w:p>
     <w:p>
       <w:pPr>
-        <w:keepNext/>
-        <w:spacing w:before="240" w:after="120"/>
+        <w:pStyle w:val="Heading1"/>
+        <w:widowControl/>
       </w:pPr>
       <w:r>
-        <w:rPr>
-          <w:rFonts w:ascii="Calibri" w:hAnsi="Calibri" w:eastAsia="Calibri"/>
-          <w:b/>
-          <w:i w:val="0"/>
-          <w:color w:val="004E8C"/>
-          <w:sz w:val="28"/>
-        </w:rPr>
-        <w:t>Кийинки өнүгүүлөргө тийгизген таасири</w:t>
+        <w:t>Кийинки өнүгүүгө тийгизген таасири</w:t>
       </w:r>
     </w:p>
     <w:p>
       <w:pPr>
-        <w:spacing w:after="160" w:line="276" w:lineRule="auto"/>
+        <w:widowControl/>
       </w:pPr>
       <w:r>
-        <w:rPr>
-          <w:rFonts w:ascii="Calibri" w:hAnsi="Calibri" w:eastAsia="Calibri"/>
-          <w:b w:val="0"/>
-          <w:i w:val="0"/>
-          <w:sz w:val="22"/>
-        </w:rPr>
-        <w:t>Пастердин лабораториялык ыкмалары адегенде антитоксиндерге, андан кийин өлтүрүлгөн жана алсыратылган тирүү вакциналарга, соңунда суббирдиктүү, конъюгацияланган жана мРНК вакциналарына жол ачты. Оорулардын таралышын изилдеген эпидемиология эмдөө маалыматтары менен кошо өнүктү. Чечектин толук жок болушу жана дүйнөнүн көпчүлүк аймагында полиомиелиттин дээрлик жоюлушу — ушул иштин түздөн-түз уландысы. Жаңы вакциналар да мурдагы эле принципти заманбап технологиялар менен ишке ашырат.</w:t>
+        <w:t>Пастердин лабораториялык ыкмалары ууга каршы заттарга, кийин өлтүрүлгөн жана тирүү, бирок алсыратылган козгогуч вакциналарына жол ачкан. Андан соң козгогучтун бөлүгүн колдонгон, бөлүктөрдү ташуучу белокко байланыштырган конъюгацияланган жана маалыматтык рибонуклеин кислотасына — mRNAга — негизделген түрлөр келген. Оорунун таралышын изилдеген эпидемиология эмдөө жазуулары менен кошо өскөн. Чечектин жоюлушу жана көп аймактарда полиомиелиттин дээрлик жок болушу түз уландысы. Жаңы вакциналар жаңы куралдар менен ошол эле логиканы улантат.</w:t>
       </w:r>
     </w:p>
     <w:p>
       <w:pPr>
-        <w:keepNext/>
-        <w:spacing w:before="240" w:after="120"/>
+        <w:pStyle w:val="Heading1"/>
+        <w:widowControl/>
       </w:pPr>
       <w:r>
-        <w:rPr>
-          <w:rFonts w:ascii="Calibri" w:hAnsi="Calibri" w:eastAsia="Calibri"/>
-          <w:b/>
-          <w:i w:val="0"/>
-          <w:color w:val="004E8C"/>
-          <w:sz w:val="28"/>
-        </w:rPr>
-        <w:t>Адамдардын жашоосун кантип өзгөрткөн</w:t>
+        <w:t>Адамдардын жашоосун кантип өзгөрткөн?</w:t>
       </w:r>
     </w:p>
     <w:p>
       <w:pPr>
-        <w:spacing w:after="160" w:line="276" w:lineRule="auto"/>
+        <w:widowControl/>
       </w:pPr>
       <w:r>
-        <w:rPr>
-          <w:rFonts w:ascii="Calibri" w:hAnsi="Calibri" w:eastAsia="Calibri"/>
-          <w:b w:val="0"/>
-          <w:i w:val="0"/>
-          <w:sz w:val="22"/>
-        </w:rPr>
-        <w:t>Эмдөө кеңири жүргүзүлгөн өлкөлөрдө балдардын өлүмү азайды. Ата-энелер бүтүндөй муундун тагдырын кызамык, кептөөр же полиомиелит аныктабайт деп үмүттөнө баштады. Коом узагыраак жана ден соолугу чың жашоого мүмкүнчүлүк алды, ошол эле учурда ишеним, милдеттүү эмдөө жана жеткиликтүүлүк тууралуу жаңы талаштар жаралды. Эмдөө биологиялык гана эмес, коомдук технология да болуп саналат: билим туура бөлүшүлүп, вакцина муктаж болгондордун баарына жеткенде ал эң жакшы иштейт.</w:t>
+        <w:t>Вакцина кеңири колдонулган жерде балдардын өлүмү азайган. Ата-энелер кызамык, дифтерия же полиомиелит бүт муундун тагдырын аныктабайт деп үмүт кыла алган. Коом узагыраак, саламат жашоого ээ болуп, ошол эле учурда ишеним, милдеттүү талап жана жеткиликтүүлүк тууралуу жаңы талкууларга туш болгон. Эмдөө биологиялык гана эмес, коомдук технология да: билим бөлүшүлүп, дозалар муктаждардын баарына жеткенде мыкты иштейт.</w:t>
       </w:r>
     </w:p>
     <w:p>
       <w:pPr>
-        <w:keepNext/>
-        <w:spacing w:before="240" w:after="120"/>
+        <w:pStyle w:val="Heading1"/>
+        <w:widowControl/>
       </w:pPr>
       <w:r>
-        <w:rPr>
-          <w:rFonts w:ascii="Calibri" w:hAnsi="Calibri" w:eastAsia="Calibri"/>
-          <w:b/>
-          <w:i w:val="0"/>
-          <w:color w:val="004E8C"/>
-          <w:sz w:val="28"/>
-        </w:rPr>
-        <w:t>Булактар жана шилтемелер</w:t>
+        <w:t>Булактар жана кошумча окуу</w:t>
       </w:r>
     </w:p>
     <w:p>
       <w:pPr>
-        <w:keepNext/>
-        <w:spacing w:before="240" w:after="120"/>
+        <w:pStyle w:val="Heading2"/>
+        <w:widowControl/>
       </w:pPr>
       <w:r>
         <w:rPr>
-          <w:rFonts w:ascii="Calibri" w:hAnsi="Calibri" w:eastAsia="Calibri"/>
-          <w:b/>
-          <w:i w:val="0"/>
-          <w:color w:val="004E8C"/>
-          <w:sz w:val="24"/>
+          <w:sz w:val="20"/>
         </w:rPr>
-        <w:t>C. Мекемелердин материалдары жана энциклопедиялык булактар</w:t>
+        <w:t>Уюмдардын жана энциклопедиялардын материалдары</w:t>
       </w:r>
     </w:p>
     <w:p>
       <w:pPr>
-        <w:spacing w:after="80"/>
-        <w:ind w:left="360"/>
+        <w:widowControl/>
       </w:pPr>
       <w:r>
         <w:rPr>
-          <w:rFonts w:ascii="Calibri" w:hAnsi="Calibri" w:eastAsia="Calibri"/>
-          <w:b w:val="0"/>
-          <w:i w:val="0"/>
-          <w:sz w:val="22"/>
+          <w:sz w:val="20"/>
         </w:rPr>
-        <w:t>1. World Health Organization. «Эмдөөнүн тарыхы».</w:t>
-      </w:r>
-      <w:r>
-        <w:rPr>
-          <w:rFonts w:ascii="Calibri" w:hAnsi="Calibri" w:eastAsia="Calibri"/>
-          <w:b w:val="0"/>
-          <w:i w:val="0"/>
-          <w:sz w:val="22"/>
-        </w:rPr>
-        <w:t xml:space="preserve"> </w:t>
+        <w:t xml:space="preserve">1. World Health Organization. 'History of vaccination.' </w:t>
       </w:r>
       <w:hyperlink r:id="rId9">
         <w:r>
           <w:rPr>
-            <w:rFonts w:ascii="Calibri" w:hAnsi="Calibri" w:eastAsia="Calibri"/>
-            <w:b w:val="0"/>
-            <w:i w:val="0"/>
-            <w:sz w:val="22"/>
-            <w:color w:val="0563C1"/>
-            <w:u w:val="single"/>
+            <w:sz w:val="20"/>
           </w:rPr>
           <w:t>https://www.who.int/news-room/spotlight/history-of-vaccination</w:t>
         </w:r>
       </w:hyperlink>
+      <w:r>
+        <w:rPr>
+          <w:sz w:val="20"/>
+        </w:rPr>
+      </w:r>
     </w:p>
     <w:p>
       <w:pPr>
-        <w:spacing w:after="80"/>
-        <w:ind w:left="360"/>
+        <w:widowControl/>
       </w:pPr>
       <w:r>
         <w:rPr>
-          <w:rFonts w:ascii="Calibri" w:hAnsi="Calibri" w:eastAsia="Calibri"/>
-          <w:b w:val="0"/>
-          <w:i w:val="0"/>
-          <w:sz w:val="22"/>
+          <w:sz w:val="20"/>
         </w:rPr>
-        <w:t>2. Our World in Data. «Эмдөө».</w:t>
-      </w:r>
-      <w:r>
-        <w:rPr>
-          <w:rFonts w:ascii="Calibri" w:hAnsi="Calibri" w:eastAsia="Calibri"/>
-          <w:b w:val="0"/>
-          <w:i w:val="0"/>
-          <w:sz w:val="22"/>
-        </w:rPr>
-        <w:t xml:space="preserve"> </w:t>
+        <w:t xml:space="preserve">2. Our World in Data. 'Vaccination.' </w:t>
       </w:r>
       <w:hyperlink r:id="rId10">
         <w:r>
           <w:rPr>
-            <w:rFonts w:ascii="Calibri" w:hAnsi="Calibri" w:eastAsia="Calibri"/>
-            <w:b w:val="0"/>
-            <w:i w:val="0"/>
-            <w:sz w:val="22"/>
-            <w:color w:val="0563C1"/>
-            <w:u w:val="single"/>
+            <w:sz w:val="20"/>
           </w:rPr>
           <w:t>https://ourworldindata.org/vaccination</w:t>
         </w:r>
       </w:hyperlink>
+      <w:r>
+        <w:rPr>
+          <w:sz w:val="20"/>
+        </w:rPr>
+      </w:r>
     </w:p>
     <w:p>
       <w:pPr>
-        <w:spacing w:after="80"/>
-        <w:ind w:left="360"/>
+        <w:widowControl/>
       </w:pPr>
       <w:r>
         <w:rPr>
-          <w:rFonts w:ascii="Calibri" w:hAnsi="Calibri" w:eastAsia="Calibri"/>
-          <w:b w:val="0"/>
-          <w:i w:val="0"/>
-          <w:sz w:val="22"/>
+          <w:sz w:val="20"/>
         </w:rPr>
-        <w:t>3. Encyclopaedia Britannica. «Вакцина».</w:t>
-      </w:r>
-      <w:r>
-        <w:rPr>
-          <w:rFonts w:ascii="Calibri" w:hAnsi="Calibri" w:eastAsia="Calibri"/>
-          <w:b w:val="0"/>
-          <w:i w:val="0"/>
-          <w:sz w:val="22"/>
-        </w:rPr>
-        <w:t xml:space="preserve"> </w:t>
+        <w:t xml:space="preserve">3. Encyclopaedia Britannica. 'Vaccine.' </w:t>
       </w:r>
       <w:hyperlink r:id="rId11">
         <w:r>
           <w:rPr>
-            <w:rFonts w:ascii="Calibri" w:hAnsi="Calibri" w:eastAsia="Calibri"/>
-            <w:b w:val="0"/>
-            <w:i w:val="0"/>
-            <w:sz w:val="22"/>
-            <w:color w:val="0563C1"/>
-            <w:u w:val="single"/>
+            <w:sz w:val="20"/>
           </w:rPr>
           <w:t>https://www.britannica.com/science/vaccine</w:t>
         </w:r>
       </w:hyperlink>
+      <w:r>
+        <w:rPr>
+          <w:sz w:val="20"/>
+        </w:rPr>
+      </w:r>
     </w:p>
     <w:p>
       <w:pPr>
-        <w:spacing w:after="80"/>
-        <w:ind w:left="360"/>
+        <w:widowControl/>
       </w:pPr>
       <w:r>
         <w:rPr>
-          <w:rFonts w:ascii="Calibri" w:hAnsi="Calibri" w:eastAsia="Calibri"/>
-          <w:b w:val="0"/>
-          <w:i w:val="0"/>
-          <w:sz w:val="22"/>
+          <w:sz w:val="20"/>
         </w:rPr>
-        <w:t>4. U.S. CDC. Адам чечегинин тарыхы.</w:t>
-      </w:r>
-      <w:r>
-        <w:rPr>
-          <w:rFonts w:ascii="Calibri" w:hAnsi="Calibri" w:eastAsia="Calibri"/>
-          <w:b w:val="0"/>
-          <w:i w:val="0"/>
-          <w:sz w:val="22"/>
-        </w:rPr>
-        <w:t xml:space="preserve"> </w:t>
+        <w:t xml:space="preserve">4. U.S. CDC. History of smallpox. </w:t>
       </w:r>
       <w:hyperlink r:id="rId12">
         <w:r>
           <w:rPr>
-            <w:rFonts w:ascii="Calibri" w:hAnsi="Calibri" w:eastAsia="Calibri"/>
-            <w:b w:val="0"/>
-            <w:i w:val="0"/>
-            <w:sz w:val="22"/>
-            <w:color w:val="0563C1"/>
-            <w:u w:val="single"/>
+            <w:sz w:val="20"/>
           </w:rPr>
           <w:t>https://www.cdc.gov/smallpox/history/history.html</w:t>
         </w:r>
       </w:hyperlink>
-    </w:p>
-    <w:p>
-      <w:pPr>
-        <w:keepNext/>
-        <w:spacing w:before="240" w:after="120"/>
-      </w:pPr>
       <w:r>
         <w:rPr>
-          <w:rFonts w:ascii="Calibri" w:hAnsi="Calibri" w:eastAsia="Calibri"/>
-          <w:b/>
-          <w:i w:val="0"/>
-          <w:color w:val="004E8C"/>
-          <w:sz w:val="24"/>
+          <w:sz w:val="20"/>
         </w:rPr>
-        <w:t>D. Музейлердин, архивдердин жана китепканалардын материалдары</w:t>
       </w:r>
     </w:p>
     <w:p>
       <w:pPr>
-        <w:spacing w:after="80"/>
-        <w:ind w:left="360"/>
+        <w:pStyle w:val="Heading2"/>
+        <w:widowControl/>
       </w:pPr>
       <w:r>
         <w:rPr>
-          <w:rFonts w:ascii="Calibri" w:hAnsi="Calibri" w:eastAsia="Calibri"/>
-          <w:b w:val="0"/>
-          <w:i w:val="0"/>
-          <w:sz w:val="22"/>
+          <w:sz w:val="20"/>
         </w:rPr>
-        <w:t>1. Wellcome Collection. Эмдөө жана коомдук саламаттык боюнча архивдик материалдар.</w:t>
+        <w:t>Музейлердин, архивдердин жана китепканалардын материалдары</w:t>
       </w:r>
+    </w:p>
+    <w:p>
+      <w:pPr>
+        <w:widowControl/>
+      </w:pPr>
       <w:r>
         <w:rPr>
-          <w:rFonts w:ascii="Calibri" w:hAnsi="Calibri" w:eastAsia="Calibri"/>
-          <w:b w:val="0"/>
-          <w:i w:val="0"/>
-          <w:sz w:val="22"/>
+          <w:sz w:val="20"/>
         </w:rPr>
-        <w:t xml:space="preserve"> </w:t>
+        <w:t xml:space="preserve">1. Wellcome Collection. Vaccination and public-health archives. </w:t>
       </w:r>
       <w:hyperlink r:id="rId13">
         <w:r>
           <w:rPr>
-            <w:rFonts w:ascii="Calibri" w:hAnsi="Calibri" w:eastAsia="Calibri"/>
-            <w:b w:val="0"/>
-            <w:i w:val="0"/>
-            <w:sz w:val="22"/>
-            <w:color w:val="0563C1"/>
-            <w:u w:val="single"/>
+            <w:sz w:val="20"/>
           </w:rPr>
           <w:t>https://wellcomecollection.org/</w:t>
         </w:r>
       </w:hyperlink>
+      <w:r>
+        <w:rPr>
+          <w:sz w:val="20"/>
+        </w:rPr>
+      </w:r>
     </w:p>
     <w:sectPr>
-      <w:pgSz w:w="12240" w:h="15840"/>
-      <w:pgMar w:top="1296" w:right="1440" w:bottom="1296" w:left="1440" w:header="720" w:footer="720" w:gutter="0"/>
+      <w:footerReference w:type="default" r:id="rId14"/>
+      <w:pgSz w:w="11906" w:h="16838"/>
+      <w:pgMar w:top="1020" w:right="1134" w:bottom="1020" w:left="1134" w:header="720" w:footer="720" w:gutter="0"/>
       <w:cols w:space="720"/>
       <w:docGrid w:linePitch="360"/>
     </w:sectPr>
   </w:body>
 </w:document>
+</file>
+
+<file path=word/footer1.xml><?xml version="1.0" encoding="utf-8"?>
+<w:ftr xmlns:m="http://schemas.openxmlformats.org/officeDocument/2006/math" xmlns:mc="http://schemas.openxmlformats.org/markup-compatibility/2006" xmlns:mo="http://schemas.microsoft.com/office/mac/office/2008/main" xmlns:mv="urn:schemas-microsoft-com:mac:vml" xmlns:o="urn:schemas-microsoft-com:office:office" xmlns:r="http://schemas.openxmlformats.org/officeDocument/2006/relationships" xmlns:v="urn:schemas-microsoft-com:vml" xmlns:w10="urn:schemas-microsoft-com:office:word" xmlns:w14="http://schemas.microsoft.com/office/word/2010/wordml" xmlns:w="http://schemas.openxmlformats.org/wordprocessingml/2006/main" xmlns:wne="http://schemas.microsoft.com/office/word/2006/wordml" xmlns:wp14="http://schemas.microsoft.com/office/word/2010/wordprocessingDrawing" xmlns:wp="http://schemas.openxmlformats.org/drawingml/2006/wordprocessingDrawing" xmlns:wpc="http://schemas.microsoft.com/office/word/2010/wordprocessingCanvas" xmlns:wpg="http://schemas.microsoft.com/office/word/2010/wordprocessingGroup" xmlns:wpi="http://schemas.microsoft.com/office/word/2010/wordprocessingInk" xmlns:wps="http://schemas.microsoft.com/office/word/2010/wordprocessingShape" mc:Ignorable="w14 wp14">
+  <w:p>
+    <w:pPr>
+      <w:pStyle w:val="Footer"/>
+      <w:jc w:val="right"/>
+    </w:pPr>
+    <w:fldSimple w:instr="PAGE"/>
+  </w:p>
+</w:ftr>
 </file>
 
 <file path=word/numbering.xml><?xml version="1.0" encoding="utf-8"?>
@@ -778,7 +583,7 @@
   <w:docDefaults>
     <w:rPrDefault>
       <w:rPr>
-        <w:rFonts w:asciiTheme="minorHAnsi" w:eastAsiaTheme="minorEastAsia" w:hAnsiTheme="minorHAnsi" w:cstheme="minorBidi"/>
+        <w:rFonts/>
         <w:sz w:val="22"/>
         <w:szCs w:val="22"/>
         <w:lang w:val="en-US" w:eastAsia="en-US" w:bidi="ar-SA"/>
@@ -933,6 +738,15 @@
     <w:name w:val="Normal"/>
     <w:qFormat/>
     <w:rsid w:val="00FC693F"/>
+    <w:pPr>
+      <w:spacing w:after="120" w:line="259" w:lineRule="auto"/>
+    </w:pPr>
+    <w:rPr>
+      <w:rFonts w:ascii="Times New Roman" w:hAnsi="Times New Roman"/>
+      <w:color w:val="000000"/>
+      <w:sz w:val="24"/>
+      <w:lang w:val="ky-KG"/>
+    </w:rPr>
   </w:style>
   <w:style w:type="paragraph" w:styleId="Header">
     <w:name w:val="header"/>
@@ -989,16 +803,17 @@
     <w:pPr>
       <w:keepNext/>
       <w:keepLines/>
-      <w:spacing w:before="480" w:after="0"/>
+      <w:spacing w:before="480" w:after="120" w:line="259" w:lineRule="auto"/>
       <w:outlineLvl w:val="0"/>
     </w:pPr>
     <w:rPr>
-      <w:rFonts w:asciiTheme="majorHAnsi" w:eastAsiaTheme="majorEastAsia" w:hAnsiTheme="majorHAnsi" w:cstheme="majorBidi"/>
+      <w:rFonts w:ascii="Times New Roman" w:hAnsi="Times New Roman"/>
       <w:b/>
       <w:bCs/>
-      <w:color w:val="365F91" w:themeColor="accent1" w:themeShade="BF"/>
-      <w:sz w:val="28"/>
+      <w:color w:val="000000"/>
+      <w:sz w:val="26"/>
       <w:szCs w:val="28"/>
+      <w:lang w:val="ky-KG"/>
     </w:rPr>
   </w:style>
   <w:style w:type="paragraph" w:styleId="Heading2">
@@ -1013,16 +828,17 @@
     <w:pPr>
       <w:keepNext/>
       <w:keepLines/>
-      <w:spacing w:before="200" w:after="0"/>
+      <w:spacing w:before="200" w:after="120" w:line="259" w:lineRule="auto"/>
       <w:outlineLvl w:val="1"/>
     </w:pPr>
     <w:rPr>
-      <w:rFonts w:asciiTheme="majorHAnsi" w:eastAsiaTheme="majorEastAsia" w:hAnsiTheme="majorHAnsi" w:cstheme="majorBidi"/>
+      <w:rFonts w:ascii="Times New Roman" w:hAnsi="Times New Roman"/>
       <w:b/>
       <w:bCs/>
-      <w:color w:val="4F81BD" w:themeColor="accent1"/>
+      <w:color w:val="000000"/>
       <w:sz w:val="26"/>
       <w:szCs w:val="26"/>
+      <w:lang w:val="ky-KG"/>
     </w:rPr>
   </w:style>
   <w:style w:type="paragraph" w:styleId="Heading3">
@@ -1041,7 +857,7 @@
       <w:outlineLvl w:val="2"/>
     </w:pPr>
     <w:rPr>
-      <w:rFonts w:asciiTheme="majorHAnsi" w:eastAsiaTheme="majorEastAsia" w:hAnsiTheme="majorHAnsi" w:cstheme="majorBidi"/>
+      <w:rFonts/>
       <w:b/>
       <w:bCs/>
       <w:color w:val="4F81BD" w:themeColor="accent1"/>
@@ -1064,7 +880,7 @@
       <w:outlineLvl w:val="3"/>
     </w:pPr>
     <w:rPr>
-      <w:rFonts w:asciiTheme="majorHAnsi" w:eastAsiaTheme="majorEastAsia" w:hAnsiTheme="majorHAnsi" w:cstheme="majorBidi"/>
+      <w:rFonts/>
       <w:b/>
       <w:bCs/>
       <w:i/>
@@ -1089,7 +905,7 @@
       <w:outlineLvl w:val="4"/>
     </w:pPr>
     <w:rPr>
-      <w:rFonts w:asciiTheme="majorHAnsi" w:eastAsiaTheme="majorEastAsia" w:hAnsiTheme="majorHAnsi" w:cstheme="majorBidi"/>
+      <w:rFonts/>
       <w:color w:val="243F60" w:themeColor="accent1" w:themeShade="7F"/>
     </w:rPr>
   </w:style>
@@ -1110,7 +926,7 @@
       <w:outlineLvl w:val="5"/>
     </w:pPr>
     <w:rPr>
-      <w:rFonts w:asciiTheme="majorHAnsi" w:eastAsiaTheme="majorEastAsia" w:hAnsiTheme="majorHAnsi" w:cstheme="majorBidi"/>
+      <w:rFonts/>
       <w:i/>
       <w:iCs/>
       <w:color w:val="243F60" w:themeColor="accent1" w:themeShade="7F"/>
@@ -1133,7 +949,7 @@
       <w:outlineLvl w:val="6"/>
     </w:pPr>
     <w:rPr>
-      <w:rFonts w:asciiTheme="majorHAnsi" w:eastAsiaTheme="majorEastAsia" w:hAnsiTheme="majorHAnsi" w:cstheme="majorBidi"/>
+      <w:rFonts/>
       <w:i/>
       <w:iCs/>
       <w:color w:val="404040" w:themeColor="text1" w:themeTint="BF"/>
@@ -1156,7 +972,7 @@
       <w:outlineLvl w:val="7"/>
     </w:pPr>
     <w:rPr>
-      <w:rFonts w:asciiTheme="majorHAnsi" w:eastAsiaTheme="majorEastAsia" w:hAnsiTheme="majorHAnsi" w:cstheme="majorBidi"/>
+      <w:rFonts/>
       <w:color w:val="4F81BD" w:themeColor="accent1"/>
       <w:sz w:val="20"/>
       <w:szCs w:val="20"/>
@@ -1179,7 +995,7 @@
       <w:outlineLvl w:val="8"/>
     </w:pPr>
     <w:rPr>
-      <w:rFonts w:asciiTheme="majorHAnsi" w:eastAsiaTheme="majorEastAsia" w:hAnsiTheme="majorHAnsi" w:cstheme="majorBidi"/>
+      <w:rFonts/>
       <w:i/>
       <w:iCs/>
       <w:color w:val="404040" w:themeColor="text1" w:themeTint="BF"/>
@@ -1230,7 +1046,7 @@
     <w:uiPriority w:val="9"/>
     <w:rsid w:val="00FC693F"/>
     <w:rPr>
-      <w:rFonts w:asciiTheme="majorHAnsi" w:eastAsiaTheme="majorEastAsia" w:hAnsiTheme="majorHAnsi" w:cstheme="majorBidi"/>
+      <w:rFonts/>
       <w:b/>
       <w:bCs/>
       <w:color w:val="365F91" w:themeColor="accent1" w:themeShade="BF"/>
@@ -1245,7 +1061,7 @@
     <w:uiPriority w:val="9"/>
     <w:rsid w:val="00FC693F"/>
     <w:rPr>
-      <w:rFonts w:asciiTheme="majorHAnsi" w:eastAsiaTheme="majorEastAsia" w:hAnsiTheme="majorHAnsi" w:cstheme="majorBidi"/>
+      <w:rFonts/>
       <w:b/>
       <w:bCs/>
       <w:color w:val="4F81BD" w:themeColor="accent1"/>
@@ -1260,7 +1076,7 @@
     <w:uiPriority w:val="9"/>
     <w:rsid w:val="00FC693F"/>
     <w:rPr>
-      <w:rFonts w:asciiTheme="majorHAnsi" w:eastAsiaTheme="majorEastAsia" w:hAnsiTheme="majorHAnsi" w:cstheme="majorBidi"/>
+      <w:rFonts/>
       <w:b/>
       <w:bCs/>
       <w:color w:val="4F81BD" w:themeColor="accent1"/>
@@ -1275,19 +1091,17 @@
     <w:qFormat/>
     <w:rsid w:val="00FC693F"/>
     <w:pPr>
-      <w:pBdr>
-        <w:bottom w:val="single" w:sz="8" w:space="4" w:color="4F81BD" w:themeColor="accent1"/>
-      </w:pBdr>
-      <w:spacing w:after="300" w:line="240" w:lineRule="auto"/>
+      <w:spacing w:after="120" w:line="259" w:lineRule="auto"/>
       <w:contextualSpacing/>
     </w:pPr>
     <w:rPr>
-      <w:rFonts w:asciiTheme="majorHAnsi" w:eastAsiaTheme="majorEastAsia" w:hAnsiTheme="majorHAnsi" w:cstheme="majorBidi"/>
-      <w:color w:val="17365D" w:themeColor="text2" w:themeShade="BF"/>
+      <w:rFonts w:ascii="Times New Roman" w:hAnsi="Times New Roman"/>
+      <w:color w:val="000000"/>
       <w:spacing w:val="5"/>
       <w:kern w:val="28"/>
-      <w:sz w:val="52"/>
+      <w:sz w:val="40"/>
       <w:szCs w:val="52"/>
+      <w:lang w:val="ky-KG"/>
     </w:rPr>
   </w:style>
   <w:style w:type="character" w:customStyle="1" w:styleId="TitleChar">
@@ -1297,7 +1111,7 @@
     <w:uiPriority w:val="10"/>
     <w:rsid w:val="00FC693F"/>
     <w:rPr>
-      <w:rFonts w:asciiTheme="majorHAnsi" w:eastAsiaTheme="majorEastAsia" w:hAnsiTheme="majorHAnsi" w:cstheme="majorBidi"/>
+      <w:rFonts/>
       <w:color w:val="17365D" w:themeColor="text2" w:themeShade="BF"/>
       <w:spacing w:val="5"/>
       <w:kern w:val="28"/>
@@ -1319,7 +1133,7 @@
       </w:numPr>
     </w:pPr>
     <w:rPr>
-      <w:rFonts w:asciiTheme="majorHAnsi" w:eastAsiaTheme="majorEastAsia" w:hAnsiTheme="majorHAnsi" w:cstheme="majorBidi"/>
+      <w:rFonts/>
       <w:i/>
       <w:iCs/>
       <w:color w:val="4F81BD" w:themeColor="accent1"/>
@@ -1335,7 +1149,7 @@
     <w:uiPriority w:val="11"/>
     <w:rsid w:val="00FC693F"/>
     <w:rPr>
-      <w:rFonts w:asciiTheme="majorHAnsi" w:eastAsiaTheme="majorEastAsia" w:hAnsiTheme="majorHAnsi" w:cstheme="majorBidi"/>
+      <w:rFonts/>
       <w:i/>
       <w:iCs/>
       <w:color w:val="4F81BD" w:themeColor="accent1"/>
@@ -1460,8 +1274,15 @@
       <w:numPr>
         <w:numId w:val="1"/>
       </w:numPr>
+      <w:spacing w:after="120" w:line="259" w:lineRule="auto"/>
       <w:contextualSpacing/>
     </w:pPr>
+    <w:rPr>
+      <w:rFonts w:ascii="Times New Roman" w:hAnsi="Times New Roman"/>
+      <w:color w:val="000000"/>
+      <w:sz w:val="24"/>
+      <w:lang w:val="ky-KG"/>
+    </w:rPr>
   </w:style>
   <w:style w:type="paragraph" w:styleId="ListBullet2">
     <w:name w:val="List Bullet 2"/>
@@ -1633,7 +1454,7 @@
     <w:semiHidden/>
     <w:rsid w:val="00FC693F"/>
     <w:rPr>
-      <w:rFonts w:asciiTheme="majorHAnsi" w:eastAsiaTheme="majorEastAsia" w:hAnsiTheme="majorHAnsi" w:cstheme="majorBidi"/>
+      <w:rFonts/>
       <w:b/>
       <w:bCs/>
       <w:i/>
@@ -1649,7 +1470,7 @@
     <w:semiHidden/>
     <w:rsid w:val="00FC693F"/>
     <w:rPr>
-      <w:rFonts w:asciiTheme="majorHAnsi" w:eastAsiaTheme="majorEastAsia" w:hAnsiTheme="majorHAnsi" w:cstheme="majorBidi"/>
+      <w:rFonts/>
       <w:color w:val="243F60" w:themeColor="accent1" w:themeShade="7F"/>
     </w:rPr>
   </w:style>
@@ -1661,7 +1482,7 @@
     <w:semiHidden/>
     <w:rsid w:val="00FC693F"/>
     <w:rPr>
-      <w:rFonts w:asciiTheme="majorHAnsi" w:eastAsiaTheme="majorEastAsia" w:hAnsiTheme="majorHAnsi" w:cstheme="majorBidi"/>
+      <w:rFonts/>
       <w:i/>
       <w:iCs/>
       <w:color w:val="243F60" w:themeColor="accent1" w:themeShade="7F"/>
@@ -1675,7 +1496,7 @@
     <w:semiHidden/>
     <w:rsid w:val="00FC693F"/>
     <w:rPr>
-      <w:rFonts w:asciiTheme="majorHAnsi" w:eastAsiaTheme="majorEastAsia" w:hAnsiTheme="majorHAnsi" w:cstheme="majorBidi"/>
+      <w:rFonts/>
       <w:i/>
       <w:iCs/>
       <w:color w:val="404040" w:themeColor="text1" w:themeTint="BF"/>
@@ -1689,7 +1510,7 @@
     <w:semiHidden/>
     <w:rsid w:val="00FC693F"/>
     <w:rPr>
-      <w:rFonts w:asciiTheme="majorHAnsi" w:eastAsiaTheme="majorEastAsia" w:hAnsiTheme="majorHAnsi" w:cstheme="majorBidi"/>
+      <w:rFonts/>
       <w:color w:val="4F81BD" w:themeColor="accent1"/>
       <w:sz w:val="20"/>
       <w:szCs w:val="20"/>
@@ -1703,7 +1524,7 @@
     <w:semiHidden/>
     <w:rsid w:val="00FC693F"/>
     <w:rPr>
-      <w:rFonts w:asciiTheme="majorHAnsi" w:eastAsiaTheme="majorEastAsia" w:hAnsiTheme="majorHAnsi" w:cstheme="majorBidi"/>
+      <w:rFonts/>
       <w:i/>
       <w:iCs/>
       <w:color w:val="404040" w:themeColor="text1" w:themeTint="BF"/>
@@ -1762,9 +1583,6 @@
     <w:qFormat/>
     <w:rsid w:val="00FC693F"/>
     <w:pPr>
-      <w:pBdr>
-        <w:bottom w:val="single" w:sz="4" w:space="4" w:color="4F81BD" w:themeColor="accent1"/>
-      </w:pBdr>
       <w:spacing w:before="200" w:after="280"/>
       <w:ind w:left="936" w:right="936"/>
     </w:pPr>
@@ -3292,7 +3110,7 @@
         <w:spacing w:before="0" w:after="0" w:line="240" w:lineRule="auto"/>
       </w:pPr>
       <w:rPr>
-        <w:rFonts w:asciiTheme="majorHAnsi" w:eastAsiaTheme="majorEastAsia" w:hAnsiTheme="majorHAnsi" w:cstheme="majorBidi"/>
+        <w:rFonts/>
         <w:b/>
         <w:bCs/>
       </w:rPr>
@@ -3313,7 +3131,7 @@
         <w:spacing w:before="0" w:after="0" w:line="240" w:lineRule="auto"/>
       </w:pPr>
       <w:rPr>
-        <w:rFonts w:asciiTheme="majorHAnsi" w:eastAsiaTheme="majorEastAsia" w:hAnsiTheme="majorHAnsi" w:cstheme="majorBidi"/>
+        <w:rFonts/>
         <w:b/>
         <w:bCs/>
       </w:rPr>
@@ -3331,14 +3149,14 @@
     </w:tblStylePr>
     <w:tblStylePr w:type="firstCol">
       <w:rPr>
-        <w:rFonts w:asciiTheme="majorHAnsi" w:eastAsiaTheme="majorEastAsia" w:hAnsiTheme="majorHAnsi" w:cstheme="majorBidi"/>
+        <w:rFonts/>
         <w:b/>
         <w:bCs/>
       </w:rPr>
     </w:tblStylePr>
     <w:tblStylePr w:type="lastCol">
       <w:rPr>
-        <w:rFonts w:asciiTheme="majorHAnsi" w:eastAsiaTheme="majorEastAsia" w:hAnsiTheme="majorHAnsi" w:cstheme="majorBidi"/>
+        <w:rFonts/>
         <w:b/>
         <w:bCs/>
       </w:rPr>
@@ -3422,7 +3240,7 @@
         <w:spacing w:before="0" w:after="0" w:line="240" w:lineRule="auto"/>
       </w:pPr>
       <w:rPr>
-        <w:rFonts w:asciiTheme="majorHAnsi" w:eastAsiaTheme="majorEastAsia" w:hAnsiTheme="majorHAnsi" w:cstheme="majorBidi"/>
+        <w:rFonts/>
         <w:b/>
         <w:bCs/>
       </w:rPr>
@@ -3443,7 +3261,7 @@
         <w:spacing w:before="0" w:after="0" w:line="240" w:lineRule="auto"/>
       </w:pPr>
       <w:rPr>
-        <w:rFonts w:asciiTheme="majorHAnsi" w:eastAsiaTheme="majorEastAsia" w:hAnsiTheme="majorHAnsi" w:cstheme="majorBidi"/>
+        <w:rFonts/>
         <w:b/>
         <w:bCs/>
       </w:rPr>
@@ -3461,14 +3279,14 @@
     </w:tblStylePr>
     <w:tblStylePr w:type="firstCol">
       <w:rPr>
-        <w:rFonts w:asciiTheme="majorHAnsi" w:eastAsiaTheme="majorEastAsia" w:hAnsiTheme="majorHAnsi" w:cstheme="majorBidi"/>
+        <w:rFonts/>
         <w:b/>
         <w:bCs/>
       </w:rPr>
     </w:tblStylePr>
     <w:tblStylePr w:type="lastCol">
       <w:rPr>
-        <w:rFonts w:asciiTheme="majorHAnsi" w:eastAsiaTheme="majorEastAsia" w:hAnsiTheme="majorHAnsi" w:cstheme="majorBidi"/>
+        <w:rFonts/>
         <w:b/>
         <w:bCs/>
       </w:rPr>
@@ -3552,7 +3370,7 @@
         <w:spacing w:before="0" w:after="0" w:line="240" w:lineRule="auto"/>
       </w:pPr>
       <w:rPr>
-        <w:rFonts w:asciiTheme="majorHAnsi" w:eastAsiaTheme="majorEastAsia" w:hAnsiTheme="majorHAnsi" w:cstheme="majorBidi"/>
+        <w:rFonts/>
         <w:b/>
         <w:bCs/>
       </w:rPr>
@@ -3573,7 +3391,7 @@
         <w:spacing w:before="0" w:after="0" w:line="240" w:lineRule="auto"/>
       </w:pPr>
       <w:rPr>
-        <w:rFonts w:asciiTheme="majorHAnsi" w:eastAsiaTheme="majorEastAsia" w:hAnsiTheme="majorHAnsi" w:cstheme="majorBidi"/>
+        <w:rFonts/>
         <w:b/>
         <w:bCs/>
       </w:rPr>
@@ -3591,14 +3409,14 @@
     </w:tblStylePr>
     <w:tblStylePr w:type="firstCol">
       <w:rPr>
-        <w:rFonts w:asciiTheme="majorHAnsi" w:eastAsiaTheme="majorEastAsia" w:hAnsiTheme="majorHAnsi" w:cstheme="majorBidi"/>
+        <w:rFonts/>
         <w:b/>
         <w:bCs/>
       </w:rPr>
     </w:tblStylePr>
     <w:tblStylePr w:type="lastCol">
       <w:rPr>
-        <w:rFonts w:asciiTheme="majorHAnsi" w:eastAsiaTheme="majorEastAsia" w:hAnsiTheme="majorHAnsi" w:cstheme="majorBidi"/>
+        <w:rFonts/>
         <w:b/>
         <w:bCs/>
       </w:rPr>
@@ -3682,7 +3500,7 @@
         <w:spacing w:before="0" w:after="0" w:line="240" w:lineRule="auto"/>
       </w:pPr>
       <w:rPr>
-        <w:rFonts w:asciiTheme="majorHAnsi" w:eastAsiaTheme="majorEastAsia" w:hAnsiTheme="majorHAnsi" w:cstheme="majorBidi"/>
+        <w:rFonts/>
         <w:b/>
         <w:bCs/>
       </w:rPr>
@@ -3703,7 +3521,7 @@
         <w:spacing w:before="0" w:after="0" w:line="240" w:lineRule="auto"/>
       </w:pPr>
       <w:rPr>
-        <w:rFonts w:asciiTheme="majorHAnsi" w:eastAsiaTheme="majorEastAsia" w:hAnsiTheme="majorHAnsi" w:cstheme="majorBidi"/>
+        <w:rFonts/>
         <w:b/>
         <w:bCs/>
       </w:rPr>
@@ -3721,14 +3539,14 @@
     </w:tblStylePr>
     <w:tblStylePr w:type="firstCol">
       <w:rPr>
-        <w:rFonts w:asciiTheme="majorHAnsi" w:eastAsiaTheme="majorEastAsia" w:hAnsiTheme="majorHAnsi" w:cstheme="majorBidi"/>
+        <w:rFonts/>
         <w:b/>
         <w:bCs/>
       </w:rPr>
     </w:tblStylePr>
     <w:tblStylePr w:type="lastCol">
       <w:rPr>
-        <w:rFonts w:asciiTheme="majorHAnsi" w:eastAsiaTheme="majorEastAsia" w:hAnsiTheme="majorHAnsi" w:cstheme="majorBidi"/>
+        <w:rFonts/>
         <w:b/>
         <w:bCs/>
       </w:rPr>
@@ -3812,7 +3630,7 @@
         <w:spacing w:before="0" w:after="0" w:line="240" w:lineRule="auto"/>
       </w:pPr>
       <w:rPr>
-        <w:rFonts w:asciiTheme="majorHAnsi" w:eastAsiaTheme="majorEastAsia" w:hAnsiTheme="majorHAnsi" w:cstheme="majorBidi"/>
+        <w:rFonts/>
         <w:b/>
         <w:bCs/>
       </w:rPr>
@@ -3833,7 +3651,7 @@
         <w:spacing w:before="0" w:after="0" w:line="240" w:lineRule="auto"/>
       </w:pPr>
       <w:rPr>
-        <w:rFonts w:asciiTheme="majorHAnsi" w:eastAsiaTheme="majorEastAsia" w:hAnsiTheme="majorHAnsi" w:cstheme="majorBidi"/>
+        <w:rFonts/>
         <w:b/>
         <w:bCs/>
       </w:rPr>
@@ -3851,14 +3669,14 @@
     </w:tblStylePr>
     <w:tblStylePr w:type="firstCol">
       <w:rPr>
-        <w:rFonts w:asciiTheme="majorHAnsi" w:eastAsiaTheme="majorEastAsia" w:hAnsiTheme="majorHAnsi" w:cstheme="majorBidi"/>
+        <w:rFonts/>
         <w:b/>
         <w:bCs/>
       </w:rPr>
     </w:tblStylePr>
     <w:tblStylePr w:type="lastCol">
       <w:rPr>
-        <w:rFonts w:asciiTheme="majorHAnsi" w:eastAsiaTheme="majorEastAsia" w:hAnsiTheme="majorHAnsi" w:cstheme="majorBidi"/>
+        <w:rFonts/>
         <w:b/>
         <w:bCs/>
       </w:rPr>
@@ -3942,7 +3760,7 @@
         <w:spacing w:before="0" w:after="0" w:line="240" w:lineRule="auto"/>
       </w:pPr>
       <w:rPr>
-        <w:rFonts w:asciiTheme="majorHAnsi" w:eastAsiaTheme="majorEastAsia" w:hAnsiTheme="majorHAnsi" w:cstheme="majorBidi"/>
+        <w:rFonts/>
         <w:b/>
         <w:bCs/>
       </w:rPr>
@@ -3963,7 +3781,7 @@
         <w:spacing w:before="0" w:after="0" w:line="240" w:lineRule="auto"/>
       </w:pPr>
       <w:rPr>
-        <w:rFonts w:asciiTheme="majorHAnsi" w:eastAsiaTheme="majorEastAsia" w:hAnsiTheme="majorHAnsi" w:cstheme="majorBidi"/>
+        <w:rFonts/>
         <w:b/>
         <w:bCs/>
       </w:rPr>
@@ -3981,14 +3799,14 @@
     </w:tblStylePr>
     <w:tblStylePr w:type="firstCol">
       <w:rPr>
-        <w:rFonts w:asciiTheme="majorHAnsi" w:eastAsiaTheme="majorEastAsia" w:hAnsiTheme="majorHAnsi" w:cstheme="majorBidi"/>
+        <w:rFonts/>
         <w:b/>
         <w:bCs/>
       </w:rPr>
     </w:tblStylePr>
     <w:tblStylePr w:type="lastCol">
       <w:rPr>
-        <w:rFonts w:asciiTheme="majorHAnsi" w:eastAsiaTheme="majorEastAsia" w:hAnsiTheme="majorHAnsi" w:cstheme="majorBidi"/>
+        <w:rFonts/>
         <w:b/>
         <w:bCs/>
       </w:rPr>
@@ -4072,7 +3890,7 @@
         <w:spacing w:before="0" w:after="0" w:line="240" w:lineRule="auto"/>
       </w:pPr>
       <w:rPr>
-        <w:rFonts w:asciiTheme="majorHAnsi" w:eastAsiaTheme="majorEastAsia" w:hAnsiTheme="majorHAnsi" w:cstheme="majorBidi"/>
+        <w:rFonts/>
         <w:b/>
         <w:bCs/>
       </w:rPr>
@@ -4093,7 +3911,7 @@
         <w:spacing w:before="0" w:after="0" w:line="240" w:lineRule="auto"/>
       </w:pPr>
       <w:rPr>
-        <w:rFonts w:asciiTheme="majorHAnsi" w:eastAsiaTheme="majorEastAsia" w:hAnsiTheme="majorHAnsi" w:cstheme="majorBidi"/>
+        <w:rFonts/>
         <w:b/>
         <w:bCs/>
       </w:rPr>
@@ -4111,14 +3929,14 @@
     </w:tblStylePr>
     <w:tblStylePr w:type="firstCol">
       <w:rPr>
-        <w:rFonts w:asciiTheme="majorHAnsi" w:eastAsiaTheme="majorEastAsia" w:hAnsiTheme="majorHAnsi" w:cstheme="majorBidi"/>
+        <w:rFonts/>
         <w:b/>
         <w:bCs/>
       </w:rPr>
     </w:tblStylePr>
     <w:tblStylePr w:type="lastCol">
       <w:rPr>
-        <w:rFonts w:asciiTheme="majorHAnsi" w:eastAsiaTheme="majorEastAsia" w:hAnsiTheme="majorHAnsi" w:cstheme="majorBidi"/>
+        <w:rFonts/>
         <w:b/>
         <w:bCs/>
       </w:rPr>
@@ -5983,7 +5801,7 @@
     </w:tblPr>
     <w:tblStylePr w:type="firstRow">
       <w:rPr>
-        <w:rFonts w:asciiTheme="majorHAnsi" w:eastAsiaTheme="majorEastAsia" w:hAnsiTheme="majorHAnsi" w:cstheme="majorBidi"/>
+        <w:rFonts/>
       </w:rPr>
       <w:tblPr/>
       <w:tcPr>
@@ -6067,7 +5885,7 @@
     </w:tblPr>
     <w:tblStylePr w:type="firstRow">
       <w:rPr>
-        <w:rFonts w:asciiTheme="majorHAnsi" w:eastAsiaTheme="majorEastAsia" w:hAnsiTheme="majorHAnsi" w:cstheme="majorBidi"/>
+        <w:rFonts/>
       </w:rPr>
       <w:tblPr/>
       <w:tcPr>
@@ -6151,7 +5969,7 @@
     </w:tblPr>
     <w:tblStylePr w:type="firstRow">
       <w:rPr>
-        <w:rFonts w:asciiTheme="majorHAnsi" w:eastAsiaTheme="majorEastAsia" w:hAnsiTheme="majorHAnsi" w:cstheme="majorBidi"/>
+        <w:rFonts/>
       </w:rPr>
       <w:tblPr/>
       <w:tcPr>
@@ -6235,7 +6053,7 @@
     </w:tblPr>
     <w:tblStylePr w:type="firstRow">
       <w:rPr>
-        <w:rFonts w:asciiTheme="majorHAnsi" w:eastAsiaTheme="majorEastAsia" w:hAnsiTheme="majorHAnsi" w:cstheme="majorBidi"/>
+        <w:rFonts/>
       </w:rPr>
       <w:tblPr/>
       <w:tcPr>
@@ -6319,7 +6137,7 @@
     </w:tblPr>
     <w:tblStylePr w:type="firstRow">
       <w:rPr>
-        <w:rFonts w:asciiTheme="majorHAnsi" w:eastAsiaTheme="majorEastAsia" w:hAnsiTheme="majorHAnsi" w:cstheme="majorBidi"/>
+        <w:rFonts/>
       </w:rPr>
       <w:tblPr/>
       <w:tcPr>
@@ -6403,7 +6221,7 @@
     </w:tblPr>
     <w:tblStylePr w:type="firstRow">
       <w:rPr>
-        <w:rFonts w:asciiTheme="majorHAnsi" w:eastAsiaTheme="majorEastAsia" w:hAnsiTheme="majorHAnsi" w:cstheme="majorBidi"/>
+        <w:rFonts/>
       </w:rPr>
       <w:tblPr/>
       <w:tcPr>
@@ -6487,7 +6305,7 @@
     </w:tblPr>
     <w:tblStylePr w:type="firstRow">
       <w:rPr>
-        <w:rFonts w:asciiTheme="majorHAnsi" w:eastAsiaTheme="majorEastAsia" w:hAnsiTheme="majorHAnsi" w:cstheme="majorBidi"/>
+        <w:rFonts/>
       </w:rPr>
       <w:tblPr/>
       <w:tcPr>
@@ -6552,7 +6370,7 @@
       <w:spacing w:after="0" w:line="240" w:lineRule="auto"/>
     </w:pPr>
     <w:rPr>
-      <w:rFonts w:asciiTheme="majorHAnsi" w:eastAsiaTheme="majorEastAsia" w:hAnsiTheme="majorHAnsi" w:cstheme="majorBidi"/>
+      <w:rFonts/>
       <w:color w:val="000000" w:themeColor="text1"/>
     </w:rPr>
     <w:tblPr>
@@ -6680,7 +6498,7 @@
       <w:spacing w:after="0" w:line="240" w:lineRule="auto"/>
     </w:pPr>
     <w:rPr>
-      <w:rFonts w:asciiTheme="majorHAnsi" w:eastAsiaTheme="majorEastAsia" w:hAnsiTheme="majorHAnsi" w:cstheme="majorBidi"/>
+      <w:rFonts/>
       <w:color w:val="000000" w:themeColor="text1"/>
     </w:rPr>
     <w:tblPr>
@@ -6808,7 +6626,7 @@
       <w:spacing w:after="0" w:line="240" w:lineRule="auto"/>
     </w:pPr>
     <w:rPr>
-      <w:rFonts w:asciiTheme="majorHAnsi" w:eastAsiaTheme="majorEastAsia" w:hAnsiTheme="majorHAnsi" w:cstheme="majorBidi"/>
+      <w:rFonts/>
       <w:color w:val="000000" w:themeColor="text1"/>
     </w:rPr>
     <w:tblPr>
@@ -6936,7 +6754,7 @@
       <w:spacing w:after="0" w:line="240" w:lineRule="auto"/>
     </w:pPr>
     <w:rPr>
-      <w:rFonts w:asciiTheme="majorHAnsi" w:eastAsiaTheme="majorEastAsia" w:hAnsiTheme="majorHAnsi" w:cstheme="majorBidi"/>
+      <w:rFonts/>
       <w:color w:val="000000" w:themeColor="text1"/>
     </w:rPr>
     <w:tblPr>
@@ -7064,7 +6882,7 @@
       <w:spacing w:after="0" w:line="240" w:lineRule="auto"/>
     </w:pPr>
     <w:rPr>
-      <w:rFonts w:asciiTheme="majorHAnsi" w:eastAsiaTheme="majorEastAsia" w:hAnsiTheme="majorHAnsi" w:cstheme="majorBidi"/>
+      <w:rFonts/>
       <w:color w:val="000000" w:themeColor="text1"/>
     </w:rPr>
     <w:tblPr>
@@ -7192,7 +7010,7 @@
       <w:spacing w:after="0" w:line="240" w:lineRule="auto"/>
     </w:pPr>
     <w:rPr>
-      <w:rFonts w:asciiTheme="majorHAnsi" w:eastAsiaTheme="majorEastAsia" w:hAnsiTheme="majorHAnsi" w:cstheme="majorBidi"/>
+      <w:rFonts/>
       <w:color w:val="000000" w:themeColor="text1"/>
     </w:rPr>
     <w:tblPr>
@@ -7320,7 +7138,7 @@
       <w:spacing w:after="0" w:line="240" w:lineRule="auto"/>
     </w:pPr>
     <w:rPr>
-      <w:rFonts w:asciiTheme="majorHAnsi" w:eastAsiaTheme="majorEastAsia" w:hAnsiTheme="majorHAnsi" w:cstheme="majorBidi"/>
+      <w:rFonts/>
       <w:color w:val="000000" w:themeColor="text1"/>
     </w:rPr>
     <w:tblPr>
@@ -7959,7 +7777,7 @@
       <w:spacing w:after="0" w:line="240" w:lineRule="auto"/>
     </w:pPr>
     <w:rPr>
-      <w:rFonts w:asciiTheme="majorHAnsi" w:eastAsiaTheme="majorEastAsia" w:hAnsiTheme="majorHAnsi" w:cstheme="majorBidi"/>
+      <w:rFonts/>
       <w:color w:val="000000" w:themeColor="text1"/>
     </w:rPr>
     <w:tblPr>
@@ -8084,7 +7902,7 @@
       <w:spacing w:after="0" w:line="240" w:lineRule="auto"/>
     </w:pPr>
     <w:rPr>
-      <w:rFonts w:asciiTheme="majorHAnsi" w:eastAsiaTheme="majorEastAsia" w:hAnsiTheme="majorHAnsi" w:cstheme="majorBidi"/>
+      <w:rFonts/>
       <w:color w:val="000000" w:themeColor="text1"/>
     </w:rPr>
     <w:tblPr>
@@ -8209,7 +8027,7 @@
       <w:spacing w:after="0" w:line="240" w:lineRule="auto"/>
     </w:pPr>
     <w:rPr>
-      <w:rFonts w:asciiTheme="majorHAnsi" w:eastAsiaTheme="majorEastAsia" w:hAnsiTheme="majorHAnsi" w:cstheme="majorBidi"/>
+      <w:rFonts/>
       <w:color w:val="000000" w:themeColor="text1"/>
     </w:rPr>
     <w:tblPr>
@@ -8334,7 +8152,7 @@
       <w:spacing w:after="0" w:line="240" w:lineRule="auto"/>
     </w:pPr>
     <w:rPr>
-      <w:rFonts w:asciiTheme="majorHAnsi" w:eastAsiaTheme="majorEastAsia" w:hAnsiTheme="majorHAnsi" w:cstheme="majorBidi"/>
+      <w:rFonts/>
       <w:color w:val="000000" w:themeColor="text1"/>
     </w:rPr>
     <w:tblPr>
@@ -8459,7 +8277,7 @@
       <w:spacing w:after="0" w:line="240" w:lineRule="auto"/>
     </w:pPr>
     <w:rPr>
-      <w:rFonts w:asciiTheme="majorHAnsi" w:eastAsiaTheme="majorEastAsia" w:hAnsiTheme="majorHAnsi" w:cstheme="majorBidi"/>
+      <w:rFonts/>
       <w:color w:val="000000" w:themeColor="text1"/>
     </w:rPr>
     <w:tblPr>
@@ -8584,7 +8402,7 @@
       <w:spacing w:after="0" w:line="240" w:lineRule="auto"/>
     </w:pPr>
     <w:rPr>
-      <w:rFonts w:asciiTheme="majorHAnsi" w:eastAsiaTheme="majorEastAsia" w:hAnsiTheme="majorHAnsi" w:cstheme="majorBidi"/>
+      <w:rFonts/>
       <w:color w:val="000000" w:themeColor="text1"/>
     </w:rPr>
     <w:tblPr>
@@ -8709,7 +8527,7 @@
       <w:spacing w:after="0" w:line="240" w:lineRule="auto"/>
     </w:pPr>
     <w:rPr>
-      <w:rFonts w:asciiTheme="majorHAnsi" w:eastAsiaTheme="majorEastAsia" w:hAnsiTheme="majorHAnsi" w:cstheme="majorBidi"/>
+      <w:rFonts/>
       <w:color w:val="000000" w:themeColor="text1"/>
     </w:rPr>
     <w:tblPr>
